--- a/Суфлери/Проєктування інформаційних систем/ЛР1 Вибір об’єкта дослідження, дерево цілей і WBS/09_WBS_рівні_1_2_СУФЛЕР.docx
+++ b/Суфлери/Проєктування інформаційних систем/ЛР1 Вибір об’єкта дослідження, дерево цілей і WBS/09_WBS_рівні_1_2_СУФЛЕР.docx
@@ -28,7 +28,7 @@
           <w:i w:val="0"/>
           <w:sz w:val="34"/>
         </w:rPr>
-        <w:t>Робоча структура проекту «Створення IoT-платформи „Щит-Лінк“»: рівні 1–2</w:t>
+        <w:t>Робоча структура проєкту «Створення IoT-платформи „Щит-Лінк“»: рівні 1–2</w:t>
       </w:r>
     </w:p>
     <w:tbl>
@@ -185,7 +185,7 @@
                 <w:i w:val="0"/>
                 <w:sz w:val="23"/>
               </w:rPr>
-              <w:t>9 з 15</w:t>
+              <w:t>4 з 10</w:t>
             </w:r>
           </w:p>
         </w:tc>
@@ -222,7 +222,7 @@
                 <w:i w:val="0"/>
                 <w:sz w:val="23"/>
               </w:rPr>
-              <w:t>Верхній рівень робочої структури проекту: проект і вісім субпроектів.</w:t>
+              <w:t>Верхній рівень робочої структури проєкту: проєкт і вісім субпроєктів.</w:t>
             </w:r>
           </w:p>
         </w:tc>
@@ -259,7 +259,7 @@
           <w:i w:val="0"/>
           <w:sz w:val="27"/>
         </w:rPr>
-        <w:t>Це WBS проекту створення платформи «Щит-Лінк» — ієрархія результатів проекту, як визначає лекція 2. Проект триває 12 місяців, з 02.11.2026 до 29.10.2027, бюджет — 29 330 тис. грн (умовна оцінка).</w:t>
+        <w:t>Це WBS проєкту створення платформи «Щит-Лінк» — ієрархія результатів проєкту, як визначає лекція 2. Проєкт триває 12 місяців, з 02.11.2026 до 29.10.2027, бюджет — 29 330 тис. грн (умовна оцінка).</w:t>
       </w:r>
     </w:p>
     <w:p>
@@ -274,7 +274,7 @@
           <w:i w:val="0"/>
           <w:sz w:val="27"/>
         </w:rPr>
-        <w:t>Структуру я побудував за продуктовим принципом: субпроекти відповідають підсистемам платформи плюс наскрізні роботи.</w:t>
+        <w:t>Структуру я побудував за продуктовим принципом: субпроєкти відповідають підсистемам платформи плюс наскрізні роботи.</w:t>
       </w:r>
     </w:p>
     <w:p>
@@ -327,7 +327,7 @@
           <w:i w:val="0"/>
           <w:sz w:val="26"/>
         </w:rPr>
-        <w:t xml:space="preserve"> — сам проект «1 Створення IoT-платформи «Щит-Лінк»».</w:t>
+        <w:t xml:space="preserve"> — сам проєкт «1 Створення IoT-платформи «Щит-Лінк»».</w:t>
       </w:r>
     </w:p>
     <w:p>
@@ -352,7 +352,7 @@
           <w:i w:val="0"/>
           <w:sz w:val="26"/>
         </w:rPr>
-        <w:t>Наскрізні субпроекти</w:t>
+        <w:t>Наскрізні субпроєкти</w:t>
       </w:r>
       <w:r>
         <w:rPr>
@@ -361,7 +361,7 @@
           <w:i w:val="0"/>
           <w:sz w:val="26"/>
         </w:rPr>
-        <w:t>: 1.1 «Управління проектом», 1.2 «Обстеження та формування вимог», 1.7 «Інфраструктура та кібербезпека», 1.8 «Впровадження».</w:t>
+        <w:t>: 1.1 «Управління проєктом», 1.2 «Обстеження та формування вимог», 1.7 «Інфраструктура та кібербезпека», 1.8 «Впровадження».</w:t>
       </w:r>
     </w:p>
     <w:p>
@@ -386,7 +386,7 @@
           <w:i w:val="0"/>
           <w:sz w:val="26"/>
         </w:rPr>
-        <w:t>Продуктові субпроекти — підсистеми</w:t>
+        <w:t>Продуктові субпроєкти — підсистеми</w:t>
       </w:r>
       <w:r>
         <w:rPr>
@@ -429,7 +429,7 @@
           <w:i w:val="0"/>
           <w:sz w:val="26"/>
         </w:rPr>
-        <w:t>: 4 рівні — проект, 8 субпроектів, 20 блоків робіт, 38 робочих пакетів. Детальні рисунки йдуть далі по субпроектах.</w:t>
+        <w:t>: 4 рівні — проєкт, 8 субпроєктів, 20 блоків робіт, 42 робочі пакети. Детальні рисунки йдуть далі по субпроєктах.</w:t>
       </w:r>
     </w:p>
     <w:p>
@@ -532,7 +532,7 @@
           <w:i w:val="0"/>
           <w:sz w:val="26"/>
         </w:rPr>
-        <w:t>Бо результат проекту — це підсистеми, і відповідальність зручно розподіляти за ними. Етапи ЖЦ все одно відображені: обстеження, розроблення, впровадження — окремими субпроектами.</w:t>
+        <w:t>Бо результат проєкту — це підсистеми, і відповідальність зручно розподіляти за ними. Етапи ЖЦ все одно відображені: обстеження, розроблення, впровадження — окремими субпроєктами.</w:t>
       </w:r>
     </w:p>
     <w:p>
@@ -632,7 +632,7 @@
           <w:i w:val="0"/>
           <w:sz w:val="26"/>
         </w:rPr>
-        <w:t>Зворотними обчисленнями — етап 6 розробки WBS: вартість робочих пакетів агрегується знизу вгору до субпроектів і проекту.</w:t>
+        <w:t>Зворотними обчисленнями — етап 6 розробки WBS: вартість робочих пакетів агрегується знизу вгору до субпроєктів і проєкту.</w:t>
       </w:r>
     </w:p>
     <w:p>
@@ -676,7 +676,7 @@
           <w:i w:val="0"/>
           <w:sz w:val="26"/>
         </w:rPr>
-        <w:t>Рівні 1–2 винесено окремо, а кожен субпроект деталізовано на своєму рисунку — інакше 67 елементів на одній сторінці не прочитати.</w:t>
+        <w:t>Рівні 1–2 винесено окремо, а кожен субпроєкт деталізовано на своєму рисунку — інакше 67 елементів на одній сторінці не прочитати.</w:t>
       </w:r>
     </w:p>
     <w:p>
